--- a/Desktop/SDA_SD2_N_2/SDA_SP2_3_2.docx
+++ b/Desktop/SDA_SD2_N_2/SDA_SP2_3_2.docx
@@ -238,7 +238,7 @@
                 <w:sz w:val="24"/>
                 <w:szCs w:val="24"/>
               </w:rPr>
-              <w:t>0.0003749</w:t>
+              <w:t>0.0007386</w:t>
             </w:r>
             <w:r>
               <w:rPr>
@@ -281,7 +281,7 @@
                 <w:sz w:val="24"/>
                 <w:szCs w:val="24"/>
               </w:rPr>
-              <w:t>0.0004227</w:t>
+              <w:t>0.0008646</w:t>
             </w:r>
             <w:r>
               <w:rPr>
@@ -324,7 +324,7 @@
                 <w:sz w:val="24"/>
                 <w:szCs w:val="24"/>
               </w:rPr>
-              <w:t>0.0004879</w:t>
+              <w:t>0.0009433</w:t>
             </w:r>
             <w:r>
               <w:rPr>
@@ -410,7 +410,7 @@
                 <w:sz w:val="24"/>
                 <w:szCs w:val="24"/>
               </w:rPr>
-              <w:t>0.0118966</w:t>
+              <w:t>0.0295326</w:t>
             </w:r>
             <w:r>
               <w:rPr>
@@ -453,7 +453,17 @@
                 <w:sz w:val="24"/>
                 <w:szCs w:val="24"/>
               </w:rPr>
-              <w:t>0.1027309</w:t>
+              <w:t>0.</w:t>
+            </w:r>
+            <w:bookmarkStart w:id="0" w:name="_GoBack"/>
+            <w:bookmarkEnd w:id="0"/>
+            <w:r>
+              <w:rPr>
+                <w:rFonts w:ascii="Times New Roman" w:hAnsi="Times New Roman" w:cs="Times New Roman"/>
+                <w:sz w:val="24"/>
+                <w:szCs w:val="24"/>
+              </w:rPr>
+              <w:t>2735018</w:t>
             </w:r>
             <w:r>
               <w:rPr>
@@ -977,8 +987,6 @@
         </w:rPr>
         <w:t>:</w:t>
       </w:r>
-      <w:bookmarkStart w:id="0" w:name="_GoBack"/>
-      <w:bookmarkEnd w:id="0"/>
     </w:p>
     <w:sectPr>
       <w:pgSz w:w="11906" w:h="16838"/>

--- a/Desktop/SDA_SD2_N_2/SDA_SP2_3_2.docx
+++ b/Desktop/SDA_SD2_N_2/SDA_SP2_3_2.docx
@@ -238,7 +238,7 @@
                 <w:sz w:val="24"/>
                 <w:szCs w:val="24"/>
               </w:rPr>
-              <w:t>0.0003749</w:t>
+              <w:t>0.0008519</w:t>
             </w:r>
             <w:r>
               <w:rPr>
@@ -281,7 +281,7 @@
                 <w:sz w:val="24"/>
                 <w:szCs w:val="24"/>
               </w:rPr>
-              <w:t>0.0004227</w:t>
+              <w:t>0.000898</w:t>
             </w:r>
             <w:r>
               <w:rPr>
@@ -324,7 +324,7 @@
                 <w:sz w:val="24"/>
                 <w:szCs w:val="24"/>
               </w:rPr>
-              <w:t>0.0004879</w:t>
+              <w:t>0.0011207</w:t>
             </w:r>
             <w:r>
               <w:rPr>
@@ -367,7 +367,7 @@
                 <w:sz w:val="24"/>
                 <w:szCs w:val="24"/>
               </w:rPr>
-              <w:t>0.0012002</w:t>
+              <w:t>0.0039188</w:t>
             </w:r>
             <w:r>
               <w:rPr>
@@ -410,7 +410,7 @@
                 <w:sz w:val="24"/>
                 <w:szCs w:val="24"/>
               </w:rPr>
-              <w:t>0.0118966</w:t>
+              <w:t>0.0297381</w:t>
             </w:r>
             <w:r>
               <w:rPr>
@@ -453,7 +453,7 @@
                 <w:sz w:val="24"/>
                 <w:szCs w:val="24"/>
               </w:rPr>
-              <w:t>0.1027309</w:t>
+              <w:t>0.2683926</w:t>
             </w:r>
             <w:r>
               <w:rPr>
@@ -464,6 +464,8 @@
               </w:rPr>
               <w:t xml:space="preserve"> </w:t>
             </w:r>
+            <w:bookmarkStart w:id="0" w:name="_GoBack"/>
+            <w:bookmarkEnd w:id="0"/>
             <w:proofErr w:type="spellStart"/>
             <w:r>
               <w:rPr>
@@ -977,8 +979,6 @@
         </w:rPr>
         <w:t>:</w:t>
       </w:r>
-      <w:bookmarkStart w:id="0" w:name="_GoBack"/>
-      <w:bookmarkEnd w:id="0"/>
     </w:p>
     <w:sectPr>
       <w:pgSz w:w="11906" w:h="16838"/>
